--- a/Отчет о ЛР 1.docx
+++ b/Отчет о ЛР 1.docx
@@ -1453,6 +1453,7 @@
       </w:pPr>
       <w:r>
         <w:rPr>
+          <w:noProof/>
           <w:lang w:val="en-US"/>
         </w:rPr>
         <w:drawing>
@@ -1543,6 +1544,9 @@
         <w:jc w:val="center"/>
       </w:pPr>
       <w:r>
+        <w:rPr>
+          <w:noProof/>
+        </w:rPr>
         <w:lastRenderedPageBreak/>
         <w:drawing>
           <wp:inline distT="0" distB="0" distL="0" distR="0" wp14:anchorId="23BD2A99" wp14:editId="53E38945">
@@ -1587,6 +1591,9 @@
         <w:t xml:space="preserve"> </w:t>
       </w:r>
       <w:r>
+        <w:rPr>
+          <w:noProof/>
+        </w:rPr>
         <w:drawing>
           <wp:inline distT="0" distB="0" distL="0" distR="0" wp14:anchorId="628D327F" wp14:editId="1E802128">
             <wp:extent cx="1204856" cy="2192443"/>
@@ -1701,7 +1708,6 @@
         <w:t>(Рисунок 4).</w:t>
       </w:r>
     </w:p>
-    <w:p/>
     <w:p>
       <w:pPr>
         <w:jc w:val="center"/>
@@ -1712,9 +1718,9 @@
         </w:rPr>
         <w:drawing>
           <wp:inline distT="0" distB="0" distL="0" distR="0">
-            <wp:extent cx="2612685" cy="5303520"/>
-            <wp:effectExtent l="0" t="0" r="3810" b="5080"/>
-            <wp:docPr id="554627889" name="Рисунок 1"/>
+            <wp:extent cx="2213152" cy="5416952"/>
+            <wp:effectExtent l="0" t="0" r="0" b="0"/>
+            <wp:docPr id="150504109" name="Рисунок 1"/>
             <wp:cNvGraphicFramePr>
               <a:graphicFrameLocks xmlns:a="http://schemas.openxmlformats.org/drawingml/2006/main" noChangeAspect="1"/>
             </wp:cNvGraphicFramePr>
@@ -1722,11 +1728,11 @@
               <a:graphicData uri="http://schemas.openxmlformats.org/drawingml/2006/picture">
                 <pic:pic xmlns:pic="http://schemas.openxmlformats.org/drawingml/2006/picture">
                   <pic:nvPicPr>
-                    <pic:cNvPr id="554627889" name="Рисунок 554627889"/>
+                    <pic:cNvPr id="150504109" name="Рисунок 150504109"/>
                     <pic:cNvPicPr/>
                   </pic:nvPicPr>
                   <pic:blipFill>
-                    <a:blip r:embed="rId11" cstate="print">
+                    <a:blip r:embed="rId11">
                       <a:extLst>
                         <a:ext uri="{28A0092B-C50C-407E-A947-70E740481C1C}">
                           <a14:useLocalDpi xmlns:a14="http://schemas.microsoft.com/office/drawing/2010/main" val="0"/>
@@ -1740,7 +1746,7 @@
                   <pic:spPr>
                     <a:xfrm>
                       <a:off x="0" y="0"/>
-                      <a:ext cx="2698970" cy="5478670"/>
+                      <a:ext cx="2240740" cy="5484477"/>
                     </a:xfrm>
                     <a:prstGeom prst="rect">
                       <a:avLst/>
@@ -1757,6 +1763,11 @@
       <w:pPr>
         <w:jc w:val="center"/>
       </w:pPr>
+    </w:p>
+    <w:p>
+      <w:pPr>
+        <w:jc w:val="center"/>
+      </w:pPr>
       <w:r>
         <w:t>Рисунок 3-Блок-схема основного алгоритма задания 1.2</w:t>
       </w:r>
@@ -1776,9 +1787,9 @@
         <w:lastRenderedPageBreak/>
         <w:drawing>
           <wp:inline distT="0" distB="0" distL="0" distR="0">
-            <wp:extent cx="5940425" cy="2676525"/>
-            <wp:effectExtent l="0" t="0" r="3175" b="3175"/>
-            <wp:docPr id="273356597" name="Рисунок 2"/>
+            <wp:extent cx="1489831" cy="2522155"/>
+            <wp:effectExtent l="0" t="0" r="0" b="5715"/>
+            <wp:docPr id="1720729537" name="Рисунок 2"/>
             <wp:cNvGraphicFramePr>
               <a:graphicFrameLocks xmlns:a="http://schemas.openxmlformats.org/drawingml/2006/main" noChangeAspect="1"/>
             </wp:cNvGraphicFramePr>
@@ -1786,7 +1797,7 @@
               <a:graphicData uri="http://schemas.openxmlformats.org/drawingml/2006/picture">
                 <pic:pic xmlns:pic="http://schemas.openxmlformats.org/drawingml/2006/picture">
                   <pic:nvPicPr>
-                    <pic:cNvPr id="273356597" name="Рисунок 273356597"/>
+                    <pic:cNvPr id="1720729537" name="Рисунок 1720729537"/>
                     <pic:cNvPicPr/>
                   </pic:nvPicPr>
                   <pic:blipFill>
@@ -1804,7 +1815,7 @@
                   <pic:spPr>
                     <a:xfrm>
                       <a:off x="0" y="0"/>
-                      <a:ext cx="5940425" cy="2676525"/>
+                      <a:ext cx="1495552" cy="2531840"/>
                     </a:xfrm>
                     <a:prstGeom prst="rect">
                       <a:avLst/>
@@ -1816,84 +1827,16 @@
           </wp:inline>
         </w:drawing>
       </w:r>
-    </w:p>
-    <w:p>
-      <w:pPr>
-        <w:jc w:val="center"/>
-      </w:pPr>
-      <w:r>
-        <w:t>Р</w:t>
-      </w:r>
-      <w:r>
-        <w:t>исунок 4 – Блок-схема используемых функций в задании 1.2</w:t>
-      </w:r>
-    </w:p>
-    <w:p>
-      <w:pPr>
-        <w:jc w:val="center"/>
-      </w:pPr>
-    </w:p>
-    <w:p>
-      <w:pPr>
-        <w:jc w:val="center"/>
-      </w:pPr>
-    </w:p>
-    <w:p>
-      <w:pPr>
-        <w:jc w:val="center"/>
-        <w:rPr>
-          <w:b/>
-          <w:bCs/>
-          <w:sz w:val="36"/>
-          <w:szCs w:val="36"/>
-        </w:rPr>
-      </w:pPr>
-      <w:r>
-        <w:rPr>
-          <w:b/>
-          <w:bCs/>
-          <w:sz w:val="36"/>
-          <w:szCs w:val="36"/>
-        </w:rPr>
-        <w:t>Задание 1.3</w:t>
-      </w:r>
-    </w:p>
-    <w:p>
-      <w:r>
-        <w:t xml:space="preserve">Блок-схема основного алгоритма представлена ниже (Рисунок 5). Блок-схемы функций </w:t>
-      </w:r>
-      <w:r>
-        <w:t xml:space="preserve">пользовательского ввода и </w:t>
-      </w:r>
-      <w:r>
-        <w:t>расчета значений</w:t>
-      </w:r>
-      <w:r>
-        <w:t xml:space="preserve"> силы тяжести и массы мешка </w:t>
-      </w:r>
-      <w:r>
-        <w:t>представлены ниже</w:t>
-      </w:r>
-      <w:r>
-        <w:t xml:space="preserve"> </w:t>
-      </w:r>
-      <w:r>
-        <w:t>(Рисунок 6).</w:t>
-      </w:r>
-    </w:p>
-    <w:p>
-      <w:pPr>
-        <w:jc w:val="center"/>
-      </w:pPr>
       <w:r>
         <w:rPr>
           <w:noProof/>
+          <w:lang w:val="en-US"/>
         </w:rPr>
         <w:drawing>
           <wp:inline distT="0" distB="0" distL="0" distR="0">
-            <wp:extent cx="2040968" cy="4959276"/>
-            <wp:effectExtent l="0" t="0" r="3810" b="0"/>
-            <wp:docPr id="1697712295" name="Рисунок 3"/>
+            <wp:extent cx="4203575" cy="2523281"/>
+            <wp:effectExtent l="0" t="0" r="635" b="4445"/>
+            <wp:docPr id="273356597" name="Рисунок 2"/>
             <wp:cNvGraphicFramePr>
               <a:graphicFrameLocks xmlns:a="http://schemas.openxmlformats.org/drawingml/2006/main" noChangeAspect="1"/>
             </wp:cNvGraphicFramePr>
@@ -1901,10 +1844,10 @@
               <a:graphicData uri="http://schemas.openxmlformats.org/drawingml/2006/picture">
                 <pic:pic xmlns:pic="http://schemas.openxmlformats.org/drawingml/2006/picture">
                   <pic:nvPicPr>
-                    <pic:cNvPr id="1697712295" name="Рисунок 1697712295"/>
+                    <pic:cNvPr id="273356597" name="Рисунок 273356597"/>
                     <pic:cNvPicPr/>
                   </pic:nvPicPr>
-                  <pic:blipFill>
+                  <pic:blipFill rotWithShape="1">
                     <a:blip r:embed="rId13">
                       <a:extLst>
                         <a:ext uri="{28A0092B-C50C-407E-A947-70E740481C1C}">
@@ -1912,18 +1855,25 @@
                         </a:ext>
                       </a:extLst>
                     </a:blip>
-                    <a:stretch>
-                      <a:fillRect/>
-                    </a:stretch>
+                    <a:srcRect l="24941"/>
+                    <a:stretch/>
                   </pic:blipFill>
-                  <pic:spPr>
+                  <pic:spPr bwMode="auto">
                     <a:xfrm>
                       <a:off x="0" y="0"/>
-                      <a:ext cx="2055999" cy="4995798"/>
+                      <a:ext cx="4243717" cy="2547377"/>
                     </a:xfrm>
                     <a:prstGeom prst="rect">
                       <a:avLst/>
                     </a:prstGeom>
+                    <a:ln>
+                      <a:noFill/>
+                    </a:ln>
+                    <a:extLst>
+                      <a:ext uri="{53640926-AAD7-44D8-BBD7-CCE9431645EC}">
+                        <a14:shadowObscured xmlns:a14="http://schemas.microsoft.com/office/drawing/2010/main"/>
+                      </a:ext>
+                    </a:extLst>
                   </pic:spPr>
                 </pic:pic>
               </a:graphicData>
@@ -1937,24 +1887,87 @@
         <w:jc w:val="center"/>
       </w:pPr>
       <w:r>
-        <w:t>Рисунок 5 – Блок-схема основного алгоритма задания 1.3</w:t>
+        <w:t>Р</w:t>
+      </w:r>
+      <w:r>
+        <w:t>исунок 4 – Блок-схема используемых функций в задании 1.2</w:t>
       </w:r>
     </w:p>
     <w:p>
       <w:pPr>
         <w:jc w:val="center"/>
       </w:pPr>
+    </w:p>
+    <w:p>
+      <w:pPr>
+        <w:jc w:val="center"/>
+      </w:pPr>
+    </w:p>
+    <w:p>
+      <w:pPr>
+        <w:jc w:val="center"/>
+        <w:rPr>
+          <w:b/>
+          <w:bCs/>
+          <w:sz w:val="36"/>
+          <w:szCs w:val="36"/>
+        </w:rPr>
+      </w:pPr>
+      <w:r>
+        <w:rPr>
+          <w:b/>
+          <w:bCs/>
+          <w:sz w:val="36"/>
+          <w:szCs w:val="36"/>
+        </w:rPr>
+        <w:t>Задание 1.3</w:t>
+      </w:r>
+    </w:p>
+    <w:p>
+      <w:pPr>
+        <w:jc w:val="center"/>
+      </w:pPr>
+      <w:r>
+        <w:t xml:space="preserve">Блок-схема основного алгоритма представлена ниже (Рисунок 5). Блок-схемы функций </w:t>
+      </w:r>
+      <w:r>
+        <w:t xml:space="preserve">пользовательского ввода и </w:t>
+      </w:r>
+      <w:r>
+        <w:t>расчета значений</w:t>
+      </w:r>
+      <w:r>
+        <w:t xml:space="preserve"> силы тяжести и массы мешка </w:t>
+      </w:r>
+      <w:r>
+        <w:t>представлены</w:t>
+      </w:r>
+      <w:r>
+        <w:t xml:space="preserve"> </w:t>
+      </w:r>
+      <w:r>
+        <w:t>ниже</w:t>
+      </w:r>
+      <w:r>
+        <w:t xml:space="preserve"> </w:t>
+      </w:r>
+      <w:r>
+        <w:t>(Рисунок 6).</w:t>
+      </w:r>
+    </w:p>
+    <w:p>
+      <w:pPr>
+        <w:jc w:val="center"/>
+      </w:pPr>
       <w:r>
         <w:rPr>
           <w:noProof/>
-          <w:lang w:val="en-US"/>
-        </w:rPr>
-        <w:lastRenderedPageBreak/>
+        </w:rPr>
         <w:drawing>
           <wp:inline distT="0" distB="0" distL="0" distR="0">
-            <wp:extent cx="4991100" cy="3517900"/>
-            <wp:effectExtent l="0" t="0" r="0" b="0"/>
-            <wp:docPr id="849572745" name="Рисунок 4"/>
+            <wp:extent cx="1863501" cy="5011838"/>
+            <wp:effectExtent l="0" t="0" r="3810" b="5080"/>
+            <wp:docPr id="893617315" name="Рисунок 3"/>
             <wp:cNvGraphicFramePr>
               <a:graphicFrameLocks xmlns:a="http://schemas.openxmlformats.org/drawingml/2006/main" noChangeAspect="1"/>
             </wp:cNvGraphicFramePr>
@@ -1962,7 +1975,7 @@
               <a:graphicData uri="http://schemas.openxmlformats.org/drawingml/2006/picture">
                 <pic:pic xmlns:pic="http://schemas.openxmlformats.org/drawingml/2006/picture">
                   <pic:nvPicPr>
-                    <pic:cNvPr id="849572745" name="Рисунок 849572745"/>
+                    <pic:cNvPr id="893617315" name="Рисунок 893617315"/>
                     <pic:cNvPicPr/>
                   </pic:nvPicPr>
                   <pic:blipFill>
@@ -1980,7 +1993,7 @@
                   <pic:spPr>
                     <a:xfrm>
                       <a:off x="0" y="0"/>
-                      <a:ext cx="4991100" cy="3517900"/>
+                      <a:ext cx="1914011" cy="5147684"/>
                     </a:xfrm>
                     <a:prstGeom prst="rect">
                       <a:avLst/>
@@ -1997,6 +2010,126 @@
       <w:pPr>
         <w:jc w:val="center"/>
       </w:pPr>
+    </w:p>
+    <w:p>
+      <w:pPr>
+        <w:jc w:val="center"/>
+      </w:pPr>
+      <w:r>
+        <w:t>Рисунок 5 – Блок-схема основного алгоритма задания 1.3</w:t>
+      </w:r>
+    </w:p>
+    <w:p>
+      <w:pPr>
+        <w:jc w:val="center"/>
+      </w:pPr>
+      <w:r>
+        <w:rPr>
+          <w:noProof/>
+          <w:lang w:val="en-US"/>
+        </w:rPr>
+        <w:lastRenderedPageBreak/>
+        <w:drawing>
+          <wp:inline distT="0" distB="0" distL="0" distR="0">
+            <wp:extent cx="2075269" cy="3513250"/>
+            <wp:effectExtent l="0" t="0" r="0" b="5080"/>
+            <wp:docPr id="1633342594" name="Рисунок 4"/>
+            <wp:cNvGraphicFramePr>
+              <a:graphicFrameLocks xmlns:a="http://schemas.openxmlformats.org/drawingml/2006/main" noChangeAspect="1"/>
+            </wp:cNvGraphicFramePr>
+            <a:graphic xmlns:a="http://schemas.openxmlformats.org/drawingml/2006/main">
+              <a:graphicData uri="http://schemas.openxmlformats.org/drawingml/2006/picture">
+                <pic:pic xmlns:pic="http://schemas.openxmlformats.org/drawingml/2006/picture">
+                  <pic:nvPicPr>
+                    <pic:cNvPr id="1633342594" name="Рисунок 1633342594"/>
+                    <pic:cNvPicPr/>
+                  </pic:nvPicPr>
+                  <pic:blipFill>
+                    <a:blip r:embed="rId12">
+                      <a:extLst>
+                        <a:ext uri="{28A0092B-C50C-407E-A947-70E740481C1C}">
+                          <a14:useLocalDpi xmlns:a14="http://schemas.microsoft.com/office/drawing/2010/main" val="0"/>
+                        </a:ext>
+                      </a:extLst>
+                    </a:blip>
+                    <a:stretch>
+                      <a:fillRect/>
+                    </a:stretch>
+                  </pic:blipFill>
+                  <pic:spPr>
+                    <a:xfrm>
+                      <a:off x="0" y="0"/>
+                      <a:ext cx="2106445" cy="3566028"/>
+                    </a:xfrm>
+                    <a:prstGeom prst="rect">
+                      <a:avLst/>
+                    </a:prstGeom>
+                  </pic:spPr>
+                </pic:pic>
+              </a:graphicData>
+            </a:graphic>
+          </wp:inline>
+        </w:drawing>
+      </w:r>
+      <w:r>
+        <w:rPr>
+          <w:noProof/>
+          <w:lang w:val="en-US"/>
+        </w:rPr>
+        <w:drawing>
+          <wp:inline distT="0" distB="0" distL="0" distR="0">
+            <wp:extent cx="3150726" cy="3517900"/>
+            <wp:effectExtent l="0" t="0" r="0" b="0"/>
+            <wp:docPr id="849572745" name="Рисунок 4"/>
+            <wp:cNvGraphicFramePr>
+              <a:graphicFrameLocks xmlns:a="http://schemas.openxmlformats.org/drawingml/2006/main" noChangeAspect="1"/>
+            </wp:cNvGraphicFramePr>
+            <a:graphic xmlns:a="http://schemas.openxmlformats.org/drawingml/2006/main">
+              <a:graphicData uri="http://schemas.openxmlformats.org/drawingml/2006/picture">
+                <pic:pic xmlns:pic="http://schemas.openxmlformats.org/drawingml/2006/picture">
+                  <pic:nvPicPr>
+                    <pic:cNvPr id="849572745" name="Рисунок 849572745"/>
+                    <pic:cNvPicPr/>
+                  </pic:nvPicPr>
+                  <pic:blipFill rotWithShape="1">
+                    <a:blip r:embed="rId15">
+                      <a:extLst>
+                        <a:ext uri="{28A0092B-C50C-407E-A947-70E740481C1C}">
+                          <a14:useLocalDpi xmlns:a14="http://schemas.microsoft.com/office/drawing/2010/main" val="0"/>
+                        </a:ext>
+                      </a:extLst>
+                    </a:blip>
+                    <a:srcRect l="36873"/>
+                    <a:stretch/>
+                  </pic:blipFill>
+                  <pic:spPr bwMode="auto">
+                    <a:xfrm>
+                      <a:off x="0" y="0"/>
+                      <a:ext cx="3150726" cy="3517900"/>
+                    </a:xfrm>
+                    <a:prstGeom prst="rect">
+                      <a:avLst/>
+                    </a:prstGeom>
+                    <a:ln>
+                      <a:noFill/>
+                    </a:ln>
+                    <a:extLst>
+                      <a:ext uri="{53640926-AAD7-44D8-BBD7-CCE9431645EC}">
+                        <a14:shadowObscured xmlns:a14="http://schemas.microsoft.com/office/drawing/2010/main"/>
+                      </a:ext>
+                    </a:extLst>
+                  </pic:spPr>
+                </pic:pic>
+              </a:graphicData>
+            </a:graphic>
+          </wp:inline>
+        </w:drawing>
+      </w:r>
+    </w:p>
+    <w:p>
+      <w:pPr>
+        <w:jc w:val="center"/>
+      </w:pPr>
       <w:r>
         <w:t>Рисунок 6 – Блок-схема используемых функций в задании 1.3</w:t>
       </w:r>
@@ -8366,14 +8499,16 @@
           <w:color w:val="D4D4D4"/>
           <w:sz w:val="18"/>
           <w:szCs w:val="18"/>
-        </w:rPr>
-      </w:pPr>
-      <w:r>
-        <w:rPr>
-          <w:rFonts w:ascii="Menlo" w:hAnsi="Menlo" w:cs="Menlo"/>
-          <w:color w:val="D4D4D4"/>
-          <w:sz w:val="18"/>
-          <w:szCs w:val="18"/>
+          <w:lang w:val="en-US"/>
+        </w:rPr>
+      </w:pPr>
+      <w:r>
+        <w:rPr>
+          <w:rFonts w:ascii="Menlo" w:hAnsi="Menlo" w:cs="Menlo"/>
+          <w:color w:val="D4D4D4"/>
+          <w:sz w:val="18"/>
+          <w:szCs w:val="18"/>
+          <w:lang w:val="en-US"/>
         </w:rPr>
         <w:t>{</w:t>
       </w:r>
@@ -8387,94 +8522,96 @@
           <w:color w:val="D4D4D4"/>
           <w:sz w:val="18"/>
           <w:szCs w:val="18"/>
-        </w:rPr>
-      </w:pPr>
-      <w:r>
-        <w:rPr>
-          <w:rFonts w:ascii="Menlo" w:hAnsi="Menlo" w:cs="Menlo"/>
-          <w:color w:val="D4D4D4"/>
-          <w:sz w:val="18"/>
-          <w:szCs w:val="18"/>
+          <w:lang w:val="en-US"/>
+        </w:rPr>
+      </w:pPr>
+      <w:r>
+        <w:rPr>
+          <w:rFonts w:ascii="Menlo" w:hAnsi="Menlo" w:cs="Menlo"/>
+          <w:color w:val="D4D4D4"/>
+          <w:sz w:val="18"/>
+          <w:szCs w:val="18"/>
+          <w:lang w:val="en-US"/>
         </w:rPr>
         <w:t xml:space="preserve">    </w:t>
       </w:r>
-      <w:proofErr w:type="spellStart"/>
       <w:r>
         <w:rPr>
           <w:rFonts w:ascii="Menlo" w:hAnsi="Menlo" w:cs="Menlo"/>
           <w:color w:val="569CD6"/>
           <w:sz w:val="18"/>
           <w:szCs w:val="18"/>
+          <w:lang w:val="en-US"/>
         </w:rPr>
         <w:t>return</w:t>
       </w:r>
-      <w:proofErr w:type="spellEnd"/>
-      <w:r>
-        <w:rPr>
-          <w:rFonts w:ascii="Menlo" w:hAnsi="Menlo" w:cs="Menlo"/>
-          <w:color w:val="D4D4D4"/>
-          <w:sz w:val="18"/>
-          <w:szCs w:val="18"/>
-        </w:rPr>
-        <w:t xml:space="preserve"> </w:t>
-      </w:r>
-      <w:proofErr w:type="spellStart"/>
+      <w:r>
+        <w:rPr>
+          <w:rFonts w:ascii="Menlo" w:hAnsi="Menlo" w:cs="Menlo"/>
+          <w:color w:val="D4D4D4"/>
+          <w:sz w:val="18"/>
+          <w:szCs w:val="18"/>
+          <w:lang w:val="en-US"/>
+        </w:rPr>
+        <w:t xml:space="preserve"> </w:t>
+      </w:r>
       <w:r>
         <w:rPr>
           <w:rFonts w:ascii="Menlo" w:hAnsi="Menlo" w:cs="Menlo"/>
           <w:color w:val="7F7F7F"/>
           <w:sz w:val="18"/>
           <w:szCs w:val="18"/>
+          <w:lang w:val="en-US"/>
         </w:rPr>
         <w:t>length</w:t>
       </w:r>
-      <w:proofErr w:type="spellEnd"/>
-      <w:r>
-        <w:rPr>
-          <w:rFonts w:ascii="Menlo" w:hAnsi="Menlo" w:cs="Menlo"/>
-          <w:color w:val="D4D4D4"/>
-          <w:sz w:val="18"/>
-          <w:szCs w:val="18"/>
+      <w:r>
+        <w:rPr>
+          <w:rFonts w:ascii="Menlo" w:hAnsi="Menlo" w:cs="Menlo"/>
+          <w:color w:val="D4D4D4"/>
+          <w:sz w:val="18"/>
+          <w:szCs w:val="18"/>
+          <w:lang w:val="en-US"/>
         </w:rPr>
         <w:t xml:space="preserve"> * </w:t>
       </w:r>
-      <w:proofErr w:type="spellStart"/>
       <w:r>
         <w:rPr>
           <w:rFonts w:ascii="Menlo" w:hAnsi="Menlo" w:cs="Menlo"/>
           <w:color w:val="7F7F7F"/>
           <w:sz w:val="18"/>
           <w:szCs w:val="18"/>
+          <w:lang w:val="en-US"/>
         </w:rPr>
         <w:t>length</w:t>
       </w:r>
-      <w:proofErr w:type="spellEnd"/>
-      <w:r>
-        <w:rPr>
-          <w:rFonts w:ascii="Menlo" w:hAnsi="Menlo" w:cs="Menlo"/>
-          <w:color w:val="D4D4D4"/>
-          <w:sz w:val="18"/>
-          <w:szCs w:val="18"/>
+      <w:r>
+        <w:rPr>
+          <w:rFonts w:ascii="Menlo" w:hAnsi="Menlo" w:cs="Menlo"/>
+          <w:color w:val="D4D4D4"/>
+          <w:sz w:val="18"/>
+          <w:szCs w:val="18"/>
+          <w:lang w:val="en-US"/>
         </w:rPr>
         <w:t xml:space="preserve"> * </w:t>
       </w:r>
-      <w:proofErr w:type="spellStart"/>
       <w:r>
         <w:rPr>
           <w:rFonts w:ascii="Menlo" w:hAnsi="Menlo" w:cs="Menlo"/>
           <w:color w:val="7F7F7F"/>
           <w:sz w:val="18"/>
           <w:szCs w:val="18"/>
+          <w:lang w:val="en-US"/>
         </w:rPr>
         <w:t>length</w:t>
       </w:r>
-      <w:proofErr w:type="spellEnd"/>
-      <w:r>
-        <w:rPr>
-          <w:rFonts w:ascii="Menlo" w:hAnsi="Menlo" w:cs="Menlo"/>
-          <w:color w:val="D4D4D4"/>
-          <w:sz w:val="18"/>
-          <w:szCs w:val="18"/>
+      <w:r>
+        <w:rPr>
+          <w:rFonts w:ascii="Menlo" w:hAnsi="Menlo" w:cs="Menlo"/>
+          <w:color w:val="D4D4D4"/>
+          <w:sz w:val="18"/>
+          <w:szCs w:val="18"/>
+          <w:lang w:val="en-US"/>
         </w:rPr>
         <w:t>;</w:t>
       </w:r>
@@ -8488,14 +8625,16 @@
           <w:color w:val="D4D4D4"/>
           <w:sz w:val="18"/>
           <w:szCs w:val="18"/>
-        </w:rPr>
-      </w:pPr>
-      <w:r>
-        <w:rPr>
-          <w:rFonts w:ascii="Menlo" w:hAnsi="Menlo" w:cs="Menlo"/>
-          <w:color w:val="D4D4D4"/>
-          <w:sz w:val="18"/>
-          <w:szCs w:val="18"/>
+          <w:lang w:val="en-US"/>
+        </w:rPr>
+      </w:pPr>
+      <w:r>
+        <w:rPr>
+          <w:rFonts w:ascii="Menlo" w:hAnsi="Menlo" w:cs="Menlo"/>
+          <w:color w:val="D4D4D4"/>
+          <w:sz w:val="18"/>
+          <w:szCs w:val="18"/>
+          <w:lang w:val="en-US"/>
         </w:rPr>
         <w:t>}</w:t>
       </w:r>
@@ -8509,6 +8648,7 @@
           <w:color w:val="D4D4D4"/>
           <w:sz w:val="18"/>
           <w:szCs w:val="18"/>
+          <w:lang w:val="en-US"/>
         </w:rPr>
       </w:pPr>
     </w:p>
@@ -8527,6 +8667,7 @@
           <w:bCs/>
           <w:sz w:val="36"/>
           <w:szCs w:val="36"/>
+          <w:lang w:val="en-US"/>
         </w:rPr>
       </w:pPr>
       <w:r>
@@ -8536,7 +8677,7 @@
           <w:sz w:val="36"/>
           <w:szCs w:val="36"/>
         </w:rPr>
-        <w:t>Задание 1.</w:t>
+        <w:t>Задание</w:t>
       </w:r>
       <w:r>
         <w:rPr>
@@ -8544,8 +8685,9 @@
           <w:bCs/>
           <w:sz w:val="36"/>
           <w:szCs w:val="36"/>
-        </w:rPr>
-        <w:t>3</w:t>
+          <w:lang w:val="en-US"/>
+        </w:rPr>
+        <w:t xml:space="preserve"> 1.3</w:t>
       </w:r>
     </w:p>
     <w:p>
@@ -11663,6 +11805,7 @@
           <w:color w:val="D4D4D4"/>
           <w:sz w:val="18"/>
           <w:szCs w:val="18"/>
+          <w:lang w:val="en-US"/>
         </w:rPr>
       </w:pPr>
       <w:r>
@@ -11675,43 +11818,43 @@
         </w:rPr>
         <w:t xml:space="preserve">    </w:t>
       </w:r>
-      <w:proofErr w:type="spellStart"/>
       <w:r>
         <w:rPr>
           <w:rFonts w:ascii="Menlo" w:hAnsi="Menlo" w:cs="Menlo"/>
           <w:color w:val="569CD6"/>
           <w:sz w:val="18"/>
           <w:szCs w:val="18"/>
+          <w:lang w:val="en-US"/>
         </w:rPr>
         <w:t>return</w:t>
       </w:r>
-      <w:proofErr w:type="spellEnd"/>
-      <w:r>
-        <w:rPr>
-          <w:rFonts w:ascii="Menlo" w:hAnsi="Menlo" w:cs="Menlo"/>
-          <w:color w:val="D4D4D4"/>
-          <w:sz w:val="18"/>
-          <w:szCs w:val="18"/>
-        </w:rPr>
-        <w:t xml:space="preserve"> </w:t>
-      </w:r>
-      <w:proofErr w:type="spellStart"/>
+      <w:r>
+        <w:rPr>
+          <w:rFonts w:ascii="Menlo" w:hAnsi="Menlo" w:cs="Menlo"/>
+          <w:color w:val="D4D4D4"/>
+          <w:sz w:val="18"/>
+          <w:szCs w:val="18"/>
+          <w:lang w:val="en-US"/>
+        </w:rPr>
+        <w:t xml:space="preserve"> </w:t>
+      </w:r>
       <w:r>
         <w:rPr>
           <w:rFonts w:ascii="Menlo" w:hAnsi="Menlo" w:cs="Menlo"/>
           <w:color w:val="C8C8C8"/>
           <w:sz w:val="18"/>
           <w:szCs w:val="18"/>
+          <w:lang w:val="en-US"/>
         </w:rPr>
         <w:t>value</w:t>
       </w:r>
-      <w:proofErr w:type="spellEnd"/>
-      <w:r>
-        <w:rPr>
-          <w:rFonts w:ascii="Menlo" w:hAnsi="Menlo" w:cs="Menlo"/>
-          <w:color w:val="D4D4D4"/>
-          <w:sz w:val="18"/>
-          <w:szCs w:val="18"/>
+      <w:r>
+        <w:rPr>
+          <w:rFonts w:ascii="Menlo" w:hAnsi="Menlo" w:cs="Menlo"/>
+          <w:color w:val="D4D4D4"/>
+          <w:sz w:val="18"/>
+          <w:szCs w:val="18"/>
+          <w:lang w:val="en-US"/>
         </w:rPr>
         <w:t>;</w:t>
       </w:r>
@@ -11725,6 +11868,7 @@
           <w:color w:val="D4D4D4"/>
           <w:sz w:val="18"/>
           <w:szCs w:val="18"/>
+          <w:lang w:val="en-US"/>
         </w:rPr>
       </w:pPr>
     </w:p>
@@ -11811,7 +11955,7 @@
                     <pic:cNvPicPr/>
                   </pic:nvPicPr>
                   <pic:blipFill>
-                    <a:blip r:embed="rId15">
+                    <a:blip r:embed="rId16">
                       <a:extLst>
                         <a:ext uri="{28A0092B-C50C-407E-A947-70E740481C1C}">
                           <a14:useLocalDpi xmlns:a14="http://schemas.microsoft.com/office/drawing/2010/main" val="0"/>
@@ -11917,7 +12061,7 @@
                     <pic:cNvPicPr/>
                   </pic:nvPicPr>
                   <pic:blipFill>
-                    <a:blip r:embed="rId16" cstate="print">
+                    <a:blip r:embed="rId17" cstate="print">
                       <a:extLst>
                         <a:ext uri="{28A0092B-C50C-407E-A947-70E740481C1C}">
                           <a14:useLocalDpi xmlns:a14="http://schemas.microsoft.com/office/drawing/2010/main" val="0"/>
@@ -11986,7 +12130,7 @@
                     <pic:cNvPicPr/>
                   </pic:nvPicPr>
                   <pic:blipFill>
-                    <a:blip r:embed="rId17" cstate="print">
+                    <a:blip r:embed="rId18" cstate="print">
                       <a:extLst>
                         <a:ext uri="{28A0092B-C50C-407E-A947-70E740481C1C}">
                           <a14:useLocalDpi xmlns:a14="http://schemas.microsoft.com/office/drawing/2010/main" val="0"/>
@@ -12062,18 +12206,12 @@
         <w:t>В</w:t>
       </w:r>
       <w:r>
-        <w:rPr>
-          <w:lang w:val="en-US"/>
-        </w:rPr>
         <w:t xml:space="preserve"> </w:t>
       </w:r>
       <w:r>
         <w:t>программе</w:t>
       </w:r>
       <w:r>
-        <w:rPr>
-          <w:lang w:val="en-US"/>
-        </w:rPr>
         <w:t xml:space="preserve"> </w:t>
       </w:r>
       <w:r>
@@ -12083,9 +12221,6 @@
         <w:t>MS</w:t>
       </w:r>
       <w:r>
-        <w:rPr>
-          <w:lang w:val="en-US"/>
-        </w:rPr>
         <w:t xml:space="preserve"> </w:t>
       </w:r>
       <w:r>
@@ -12095,36 +12230,24 @@
         <w:t>Excel</w:t>
       </w:r>
       <w:r>
-        <w:rPr>
-          <w:lang w:val="en-US"/>
-        </w:rPr>
         <w:t xml:space="preserve"> </w:t>
       </w:r>
       <w:r>
         <w:t>выполнены</w:t>
       </w:r>
       <w:r>
-        <w:rPr>
-          <w:lang w:val="en-US"/>
-        </w:rPr>
         <w:t xml:space="preserve"> </w:t>
       </w:r>
       <w:r>
         <w:t>тестовые</w:t>
       </w:r>
       <w:r>
-        <w:rPr>
-          <w:lang w:val="en-US"/>
-        </w:rPr>
         <w:t xml:space="preserve"> </w:t>
       </w:r>
       <w:r>
         <w:t>примеры</w:t>
       </w:r>
       <w:r>
-        <w:rPr>
-          <w:lang w:val="en-US"/>
-        </w:rPr>
         <w:t xml:space="preserve">. </w:t>
       </w:r>
       <w:r>
@@ -12223,7 +12346,7 @@
                     <pic:cNvPicPr/>
                   </pic:nvPicPr>
                   <pic:blipFill>
-                    <a:blip r:embed="rId18">
+                    <a:blip r:embed="rId19">
                       <a:extLst>
                         <a:ext uri="{28A0092B-C50C-407E-A947-70E740481C1C}">
                           <a14:useLocalDpi xmlns:a14="http://schemas.microsoft.com/office/drawing/2010/main" val="0"/>
@@ -12338,7 +12461,7 @@
                     <pic:cNvPicPr/>
                   </pic:nvPicPr>
                   <pic:blipFill>
-                    <a:blip r:embed="rId19">
+                    <a:blip r:embed="rId20">
                       <a:extLst>
                         <a:ext uri="{28A0092B-C50C-407E-A947-70E740481C1C}">
                           <a14:useLocalDpi xmlns:a14="http://schemas.microsoft.com/office/drawing/2010/main" val="0"/>
@@ -12456,7 +12579,7 @@
                     <pic:cNvPicPr/>
                   </pic:nvPicPr>
                   <pic:blipFill>
-                    <a:blip r:embed="rId20">
+                    <a:blip r:embed="rId21">
                       <a:extLst>
                         <a:ext uri="{28A0092B-C50C-407E-A947-70E740481C1C}">
                           <a14:useLocalDpi xmlns:a14="http://schemas.microsoft.com/office/drawing/2010/main" val="0"/>
@@ -12533,7 +12656,7 @@
                     <pic:cNvPicPr/>
                   </pic:nvPicPr>
                   <pic:blipFill>
-                    <a:blip r:embed="rId21">
+                    <a:blip r:embed="rId22">
                       <a:extLst>
                         <a:ext uri="{28A0092B-C50C-407E-A947-70E740481C1C}">
                           <a14:useLocalDpi xmlns:a14="http://schemas.microsoft.com/office/drawing/2010/main" val="0"/>
@@ -12602,7 +12725,7 @@
                     <pic:cNvPicPr/>
                   </pic:nvPicPr>
                   <pic:blipFill>
-                    <a:blip r:embed="rId22">
+                    <a:blip r:embed="rId23">
                       <a:extLst>
                         <a:ext uri="{28A0092B-C50C-407E-A947-70E740481C1C}">
                           <a14:useLocalDpi xmlns:a14="http://schemas.microsoft.com/office/drawing/2010/main" val="0"/>
@@ -12652,6 +12775,7 @@
       </w:pPr>
       <w:r>
         <w:rPr>
+          <w:noProof/>
           <w:lang w:val="en-US" w:eastAsia="en-US"/>
         </w:rPr>
         <w:lastRenderedPageBreak/>
@@ -12671,7 +12795,7 @@
                     <pic:cNvPicPr/>
                   </pic:nvPicPr>
                   <pic:blipFill>
-                    <a:blip r:embed="rId23"/>
+                    <a:blip r:embed="rId24"/>
                     <a:stretch>
                       <a:fillRect/>
                     </a:stretch>
@@ -12742,7 +12866,7 @@
                     <pic:cNvPicPr/>
                   </pic:nvPicPr>
                   <pic:blipFill>
-                    <a:blip r:embed="rId24">
+                    <a:blip r:embed="rId25">
                       <a:extLst>
                         <a:ext uri="{28A0092B-C50C-407E-A947-70E740481C1C}">
                           <a14:useLocalDpi xmlns:a14="http://schemas.microsoft.com/office/drawing/2010/main" val="0"/>
@@ -12870,7 +12994,7 @@
                     <pic:cNvPicPr/>
                   </pic:nvPicPr>
                   <pic:blipFill>
-                    <a:blip r:embed="rId25" cstate="print">
+                    <a:blip r:embed="rId26" cstate="print">
                       <a:extLst>
                         <a:ext uri="{28A0092B-C50C-407E-A947-70E740481C1C}">
                           <a14:useLocalDpi xmlns:a14="http://schemas.microsoft.com/office/drawing/2010/main" val="0"/>

--- a/Отчет о ЛР 1.docx
+++ b/Отчет о ЛР 1.docx
@@ -1457,10 +1457,10 @@
           <w:lang w:val="en-US"/>
         </w:rPr>
         <w:drawing>
-          <wp:inline distT="0" distB="0" distL="0" distR="0" wp14:anchorId="13568FF0" wp14:editId="00426A46">
-            <wp:extent cx="1721223" cy="5881610"/>
-            <wp:effectExtent l="0" t="0" r="6350" b="0"/>
-            <wp:docPr id="1396999535" name="Рисунок 1"/>
+          <wp:inline distT="0" distB="0" distL="0" distR="0">
+            <wp:extent cx="2501900" cy="5753100"/>
+            <wp:effectExtent l="0" t="0" r="0" b="0"/>
+            <wp:docPr id="1195615457" name="Рисунок 1"/>
             <wp:cNvGraphicFramePr>
               <a:graphicFrameLocks xmlns:a="http://schemas.openxmlformats.org/drawingml/2006/main" noChangeAspect="1"/>
             </wp:cNvGraphicFramePr>
@@ -1468,11 +1468,17 @@
               <a:graphicData uri="http://schemas.openxmlformats.org/drawingml/2006/picture">
                 <pic:pic xmlns:pic="http://schemas.openxmlformats.org/drawingml/2006/picture">
                   <pic:nvPicPr>
-                    <pic:cNvPr id="1396999535" name=""/>
+                    <pic:cNvPr id="1195615457" name="Рисунок 1195615457"/>
                     <pic:cNvPicPr/>
                   </pic:nvPicPr>
                   <pic:blipFill>
-                    <a:blip r:embed="rId8"/>
+                    <a:blip r:embed="rId8">
+                      <a:extLst>
+                        <a:ext uri="{28A0092B-C50C-407E-A947-70E740481C1C}">
+                          <a14:useLocalDpi xmlns:a14="http://schemas.microsoft.com/office/drawing/2010/main" val="0"/>
+                        </a:ext>
+                      </a:extLst>
+                    </a:blip>
                     <a:stretch>
                       <a:fillRect/>
                     </a:stretch>
@@ -1480,7 +1486,7 @@
                   <pic:spPr>
                     <a:xfrm>
                       <a:off x="0" y="0"/>
-                      <a:ext cx="1766702" cy="6037016"/>
+                      <a:ext cx="2501900" cy="5753100"/>
                     </a:xfrm>
                     <a:prstGeom prst="rect">
                       <a:avLst/>
@@ -1548,11 +1554,17 @@
           <w:noProof/>
         </w:rPr>
         <w:lastRenderedPageBreak/>
+        <w:t xml:space="preserve"> </w:t>
+      </w:r>
+      <w:r>
+        <w:rPr>
+          <w:noProof/>
+        </w:rPr>
         <w:drawing>
-          <wp:inline distT="0" distB="0" distL="0" distR="0" wp14:anchorId="23BD2A99" wp14:editId="53E38945">
-            <wp:extent cx="1204856" cy="2192443"/>
-            <wp:effectExtent l="0" t="0" r="1905" b="5080"/>
-            <wp:docPr id="461160952" name="Рисунок 1"/>
+          <wp:inline distT="0" distB="0" distL="0" distR="0">
+            <wp:extent cx="2488557" cy="2088841"/>
+            <wp:effectExtent l="0" t="0" r="1270" b="0"/>
+            <wp:docPr id="1683828056" name="Рисунок 2"/>
             <wp:cNvGraphicFramePr>
               <a:graphicFrameLocks xmlns:a="http://schemas.openxmlformats.org/drawingml/2006/main" noChangeAspect="1"/>
             </wp:cNvGraphicFramePr>
@@ -1560,11 +1572,17 @@
               <a:graphicData uri="http://schemas.openxmlformats.org/drawingml/2006/picture">
                 <pic:pic xmlns:pic="http://schemas.openxmlformats.org/drawingml/2006/picture">
                   <pic:nvPicPr>
-                    <pic:cNvPr id="461160952" name=""/>
+                    <pic:cNvPr id="1683828056" name="Рисунок 1683828056"/>
                     <pic:cNvPicPr/>
                   </pic:nvPicPr>
                   <pic:blipFill>
-                    <a:blip r:embed="rId9"/>
+                    <a:blip r:embed="rId9" cstate="print">
+                      <a:extLst>
+                        <a:ext uri="{28A0092B-C50C-407E-A947-70E740481C1C}">
+                          <a14:useLocalDpi xmlns:a14="http://schemas.microsoft.com/office/drawing/2010/main" val="0"/>
+                        </a:ext>
+                      </a:extLst>
+                    </a:blip>
                     <a:stretch>
                       <a:fillRect/>
                     </a:stretch>
@@ -1572,7 +1590,7 @@
                   <pic:spPr>
                     <a:xfrm>
                       <a:off x="0" y="0"/>
-                      <a:ext cx="1222569" cy="2224675"/>
+                      <a:ext cx="2538136" cy="2130457"/>
                     </a:xfrm>
                     <a:prstGeom prst="rect">
                       <a:avLst/>
@@ -1584,21 +1602,100 @@
           </wp:inline>
         </w:drawing>
       </w:r>
+    </w:p>
+    <w:p>
+      <w:pPr>
+        <w:pStyle w:val="a4"/>
+      </w:pPr>
+      <w:bookmarkStart w:id="1" w:name="_Ref149817721"/>
+      <w:r>
+        <w:t>Рисунок </w:t>
+      </w:r>
+      <w:fldSimple w:instr=" SEQ Рисунок \* ARABIC ">
+        <w:r>
+          <w:rPr>
+            <w:noProof/>
+          </w:rPr>
+          <w:t>2</w:t>
+        </w:r>
+      </w:fldSimple>
+      <w:bookmarkEnd w:id="1"/>
+      <w:r>
+        <w:t> – Блок-схема используемых функций</w:t>
+      </w:r>
+      <w:r>
+        <w:t xml:space="preserve"> в задании 1.1</w:t>
+      </w:r>
+    </w:p>
+    <w:p/>
+    <w:p>
+      <w:pPr>
+        <w:jc w:val="center"/>
+        <w:rPr>
+          <w:b/>
+          <w:bCs/>
+          <w:sz w:val="36"/>
+          <w:szCs w:val="36"/>
+        </w:rPr>
+      </w:pPr>
+      <w:r>
+        <w:rPr>
+          <w:b/>
+          <w:bCs/>
+          <w:sz w:val="36"/>
+          <w:szCs w:val="36"/>
+        </w:rPr>
+        <w:t>Задание 1.2</w:t>
+      </w:r>
+    </w:p>
+    <w:p>
+      <w:r>
+        <w:t>Блок-схема основного алгоритма представлена ниже (Рисунок 3). Блок-схемы функций</w:t>
+      </w:r>
+      <w:r>
+        <w:t xml:space="preserve"> пользовательского ввода и</w:t>
+      </w:r>
+      <w:r>
+        <w:t xml:space="preserve"> расчета </w:t>
+      </w:r>
+      <w:r>
+        <w:t>п</w:t>
+      </w:r>
+      <w:r>
+        <w:t>лощади грани, площади полной поверхности</w:t>
+      </w:r>
+      <w:r>
+        <w:t xml:space="preserve"> и</w:t>
+      </w:r>
+      <w:r>
+        <w:t xml:space="preserve"> объема</w:t>
+      </w:r>
+      <w:r>
+        <w:t xml:space="preserve"> представлены ниже</w:t>
+      </w:r>
+      <w:r>
+        <w:t xml:space="preserve"> </w:t>
+      </w:r>
+      <w:r>
+        <w:t>(Рисунок 4).</w:t>
+      </w:r>
+    </w:p>
+    <w:p>
+      <w:pPr>
+        <w:jc w:val="center"/>
+        <w:rPr>
+          <w:lang w:val="en-US"/>
+        </w:rPr>
+      </w:pPr>
       <w:r>
         <w:rPr>
           <w:noProof/>
         </w:rPr>
-        <w:t xml:space="preserve"> </w:t>
-      </w:r>
-      <w:r>
-        <w:rPr>
-          <w:noProof/>
-        </w:rPr>
         <w:drawing>
-          <wp:inline distT="0" distB="0" distL="0" distR="0" wp14:anchorId="628D327F" wp14:editId="1E802128">
-            <wp:extent cx="1204856" cy="2192443"/>
-            <wp:effectExtent l="0" t="0" r="1905" b="5080"/>
-            <wp:docPr id="865784603" name="Рисунок 1"/>
+          <wp:inline distT="0" distB="0" distL="0" distR="0">
+            <wp:extent cx="2107096" cy="5262745"/>
+            <wp:effectExtent l="0" t="0" r="1270" b="0"/>
+            <wp:docPr id="295511107" name="Рисунок 3"/>
             <wp:cNvGraphicFramePr>
               <a:graphicFrameLocks xmlns:a="http://schemas.openxmlformats.org/drawingml/2006/main" noChangeAspect="1"/>
             </wp:cNvGraphicFramePr>
@@ -1606,11 +1703,17 @@
               <a:graphicData uri="http://schemas.openxmlformats.org/drawingml/2006/picture">
                 <pic:pic xmlns:pic="http://schemas.openxmlformats.org/drawingml/2006/picture">
                   <pic:nvPicPr>
-                    <pic:cNvPr id="865784603" name=""/>
+                    <pic:cNvPr id="295511107" name="Рисунок 295511107"/>
                     <pic:cNvPicPr/>
                   </pic:nvPicPr>
                   <pic:blipFill>
-                    <a:blip r:embed="rId10"/>
+                    <a:blip r:embed="rId10">
+                      <a:extLst>
+                        <a:ext uri="{28A0092B-C50C-407E-A947-70E740481C1C}">
+                          <a14:useLocalDpi xmlns:a14="http://schemas.microsoft.com/office/drawing/2010/main" val="0"/>
+                        </a:ext>
+                      </a:extLst>
+                    </a:blip>
                     <a:stretch>
                       <a:fillRect/>
                     </a:stretch>
@@ -1618,7 +1721,7 @@
                   <pic:spPr>
                     <a:xfrm>
                       <a:off x="0" y="0"/>
-                      <a:ext cx="1211407" cy="2204364"/>
+                      <a:ext cx="2137413" cy="5338465"/>
                     </a:xfrm>
                     <a:prstGeom prst="rect">
                       <a:avLst/>
@@ -1633,94 +1736,35 @@
     </w:p>
     <w:p>
       <w:pPr>
-        <w:pStyle w:val="a4"/>
-      </w:pPr>
-      <w:bookmarkStart w:id="1" w:name="_Ref149817721"/>
-      <w:r>
-        <w:t>Рисунок </w:t>
-      </w:r>
-      <w:fldSimple w:instr=" SEQ Рисунок \* ARABIC ">
-        <w:r>
-          <w:rPr>
-            <w:noProof/>
-          </w:rPr>
-          <w:t>2</w:t>
-        </w:r>
-      </w:fldSimple>
-      <w:bookmarkEnd w:id="1"/>
-      <w:r>
-        <w:t> – Блок-схема используемых функций</w:t>
-      </w:r>
-      <w:r>
-        <w:t xml:space="preserve"> в задании 1.1</w:t>
-      </w:r>
-    </w:p>
-    <w:p/>
-    <w:p>
-      <w:pPr>
         <w:jc w:val="center"/>
-        <w:rPr>
-          <w:b/>
-          <w:bCs/>
-          <w:sz w:val="36"/>
-          <w:szCs w:val="36"/>
-        </w:rPr>
-      </w:pPr>
-      <w:r>
-        <w:rPr>
-          <w:b/>
-          <w:bCs/>
-          <w:sz w:val="36"/>
-          <w:szCs w:val="36"/>
-        </w:rPr>
-        <w:t>Задание 1.2</w:t>
-      </w:r>
-    </w:p>
-    <w:p>
-      <w:r>
-        <w:t>Блок-схема основного алгоритма представлена ниже (Рисунок 3). Блок-схемы функций</w:t>
-      </w:r>
-      <w:r>
-        <w:t xml:space="preserve"> пользовательского ввода и</w:t>
-      </w:r>
-      <w:r>
-        <w:t xml:space="preserve"> расчета </w:t>
-      </w:r>
-      <w:r>
-        <w:t>п</w:t>
-      </w:r>
-      <w:r>
-        <w:t>лощади грани, площади полной поверхности</w:t>
-      </w:r>
-      <w:r>
-        <w:t xml:space="preserve"> и</w:t>
-      </w:r>
-      <w:r>
-        <w:t xml:space="preserve"> объема</w:t>
-      </w:r>
-      <w:r>
-        <w:t xml:space="preserve"> представлены ниже</w:t>
-      </w:r>
-      <w:r>
-        <w:t xml:space="preserve"> </w:t>
-      </w:r>
-      <w:r>
-        <w:t>(Рисунок 4).</w:t>
-      </w:r>
+      </w:pPr>
     </w:p>
     <w:p>
       <w:pPr>
         <w:jc w:val="center"/>
       </w:pPr>
       <w:r>
+        <w:t>Рисунок 3-Блок-схема основного алгоритма задания 1.2</w:t>
+      </w:r>
+    </w:p>
+    <w:p>
+      <w:pPr>
+        <w:jc w:val="center"/>
+        <w:rPr>
+          <w:lang w:val="en-US"/>
+        </w:rPr>
+      </w:pPr>
+      <w:r>
         <w:rPr>
           <w:noProof/>
-        </w:rPr>
+          <w:lang w:val="en-US"/>
+        </w:rPr>
+        <w:lastRenderedPageBreak/>
         <w:drawing>
           <wp:inline distT="0" distB="0" distL="0" distR="0">
-            <wp:extent cx="2213152" cy="5416952"/>
-            <wp:effectExtent l="0" t="0" r="0" b="0"/>
-            <wp:docPr id="150504109" name="Рисунок 1"/>
+            <wp:extent cx="5673969" cy="2355713"/>
+            <wp:effectExtent l="0" t="0" r="3175" b="0"/>
+            <wp:docPr id="2124024831" name="Рисунок 4"/>
             <wp:cNvGraphicFramePr>
               <a:graphicFrameLocks xmlns:a="http://schemas.openxmlformats.org/drawingml/2006/main" noChangeAspect="1"/>
             </wp:cNvGraphicFramePr>
@@ -1728,7 +1772,7 @@
               <a:graphicData uri="http://schemas.openxmlformats.org/drawingml/2006/picture">
                 <pic:pic xmlns:pic="http://schemas.openxmlformats.org/drawingml/2006/picture">
                   <pic:nvPicPr>
-                    <pic:cNvPr id="150504109" name="Рисунок 150504109"/>
+                    <pic:cNvPr id="2124024831" name="Рисунок 2124024831"/>
                     <pic:cNvPicPr/>
                   </pic:nvPicPr>
                   <pic:blipFill>
@@ -1746,7 +1790,7 @@
                   <pic:spPr>
                     <a:xfrm>
                       <a:off x="0" y="0"/>
-                      <a:ext cx="2240740" cy="5484477"/>
+                      <a:ext cx="5697545" cy="2365501"/>
                     </a:xfrm>
                     <a:prstGeom prst="rect">
                       <a:avLst/>
@@ -1763,33 +1807,88 @@
       <w:pPr>
         <w:jc w:val="center"/>
       </w:pPr>
+      <w:r>
+        <w:t>Р</w:t>
+      </w:r>
+      <w:r>
+        <w:t>исунок 4 – Блок-схема используемых функций в задании 1.2</w:t>
+      </w:r>
     </w:p>
     <w:p>
       <w:pPr>
         <w:jc w:val="center"/>
       </w:pPr>
-      <w:r>
-        <w:t>Рисунок 3-Блок-схема основного алгоритма задания 1.2</w:t>
-      </w:r>
     </w:p>
     <w:p>
       <w:pPr>
         <w:jc w:val="center"/>
-        <w:rPr>
-          <w:lang w:val="en-US"/>
-        </w:rPr>
+      </w:pPr>
+    </w:p>
+    <w:p>
+      <w:pPr>
+        <w:jc w:val="center"/>
+        <w:rPr>
+          <w:b/>
+          <w:bCs/>
+          <w:sz w:val="36"/>
+          <w:szCs w:val="36"/>
+        </w:rPr>
+      </w:pPr>
+      <w:r>
+        <w:rPr>
+          <w:b/>
+          <w:bCs/>
+          <w:sz w:val="36"/>
+          <w:szCs w:val="36"/>
+        </w:rPr>
+        <w:t>Задание 1.3</w:t>
+      </w:r>
+    </w:p>
+    <w:p>
+      <w:pPr>
+        <w:jc w:val="center"/>
+      </w:pPr>
+      <w:r>
+        <w:t xml:space="preserve">Блок-схема основного алгоритма представлена ниже (Рисунок 5). Блок-схемы функций </w:t>
+      </w:r>
+      <w:r>
+        <w:t xml:space="preserve">пользовательского ввода и </w:t>
+      </w:r>
+      <w:r>
+        <w:t>расчета значений</w:t>
+      </w:r>
+      <w:r>
+        <w:t xml:space="preserve"> силы тяжести и массы мешка </w:t>
+      </w:r>
+      <w:r>
+        <w:t>представлены</w:t>
+      </w:r>
+      <w:r>
+        <w:t xml:space="preserve"> </w:t>
+      </w:r>
+      <w:r>
+        <w:t>ниже</w:t>
+      </w:r>
+      <w:r>
+        <w:t xml:space="preserve"> </w:t>
+      </w:r>
+      <w:r>
+        <w:t>(Рисунок 6).</w:t>
+      </w:r>
+    </w:p>
+    <w:p>
+      <w:pPr>
+        <w:jc w:val="center"/>
       </w:pPr>
       <w:r>
         <w:rPr>
           <w:noProof/>
-          <w:lang w:val="en-US"/>
-        </w:rPr>
-        <w:lastRenderedPageBreak/>
+        </w:rPr>
         <w:drawing>
           <wp:inline distT="0" distB="0" distL="0" distR="0">
-            <wp:extent cx="1489831" cy="2522155"/>
-            <wp:effectExtent l="0" t="0" r="0" b="5715"/>
-            <wp:docPr id="1720729537" name="Рисунок 2"/>
+            <wp:extent cx="1465385" cy="5208982"/>
+            <wp:effectExtent l="0" t="0" r="0" b="0"/>
+            <wp:docPr id="928233080" name="Рисунок 6"/>
             <wp:cNvGraphicFramePr>
               <a:graphicFrameLocks xmlns:a="http://schemas.openxmlformats.org/drawingml/2006/main" noChangeAspect="1"/>
             </wp:cNvGraphicFramePr>
@@ -1797,7 +1896,7 @@
               <a:graphicData uri="http://schemas.openxmlformats.org/drawingml/2006/picture">
                 <pic:pic xmlns:pic="http://schemas.openxmlformats.org/drawingml/2006/picture">
                   <pic:nvPicPr>
-                    <pic:cNvPr id="1720729537" name="Рисунок 1720729537"/>
+                    <pic:cNvPr id="928233080" name="Рисунок 928233080"/>
                     <pic:cNvPicPr/>
                   </pic:nvPicPr>
                   <pic:blipFill>
@@ -1815,7 +1914,7 @@
                   <pic:spPr>
                     <a:xfrm>
                       <a:off x="0" y="0"/>
-                      <a:ext cx="1495552" cy="2531840"/>
+                      <a:ext cx="1485829" cy="5281654"/>
                     </a:xfrm>
                     <a:prstGeom prst="rect">
                       <a:avLst/>
@@ -1827,16 +1926,34 @@
           </wp:inline>
         </w:drawing>
       </w:r>
+    </w:p>
+    <w:p>
+      <w:pPr>
+        <w:jc w:val="center"/>
+      </w:pPr>
+    </w:p>
+    <w:p>
+      <w:pPr>
+        <w:jc w:val="center"/>
+      </w:pPr>
+      <w:r>
+        <w:t>Рисунок 5 – Блок-схема основного алгоритма задания 1.3</w:t>
+      </w:r>
+    </w:p>
+    <w:p>
+      <w:pPr>
+        <w:jc w:val="center"/>
+      </w:pPr>
       <w:r>
         <w:rPr>
           <w:noProof/>
-          <w:lang w:val="en-US"/>
-        </w:rPr>
+        </w:rPr>
+        <w:lastRenderedPageBreak/>
         <w:drawing>
           <wp:inline distT="0" distB="0" distL="0" distR="0">
-            <wp:extent cx="4203575" cy="2523281"/>
-            <wp:effectExtent l="0" t="0" r="635" b="4445"/>
-            <wp:docPr id="273356597" name="Рисунок 2"/>
+            <wp:extent cx="4970585" cy="2698318"/>
+            <wp:effectExtent l="0" t="0" r="0" b="0"/>
+            <wp:docPr id="73711640" name="Рисунок 5"/>
             <wp:cNvGraphicFramePr>
               <a:graphicFrameLocks xmlns:a="http://schemas.openxmlformats.org/drawingml/2006/main" noChangeAspect="1"/>
             </wp:cNvGraphicFramePr>
@@ -1844,142 +1961,11 @@
               <a:graphicData uri="http://schemas.openxmlformats.org/drawingml/2006/picture">
                 <pic:pic xmlns:pic="http://schemas.openxmlformats.org/drawingml/2006/picture">
                   <pic:nvPicPr>
-                    <pic:cNvPr id="273356597" name="Рисунок 273356597"/>
-                    <pic:cNvPicPr/>
-                  </pic:nvPicPr>
-                  <pic:blipFill rotWithShape="1">
-                    <a:blip r:embed="rId13">
-                      <a:extLst>
-                        <a:ext uri="{28A0092B-C50C-407E-A947-70E740481C1C}">
-                          <a14:useLocalDpi xmlns:a14="http://schemas.microsoft.com/office/drawing/2010/main" val="0"/>
-                        </a:ext>
-                      </a:extLst>
-                    </a:blip>
-                    <a:srcRect l="24941"/>
-                    <a:stretch/>
-                  </pic:blipFill>
-                  <pic:spPr bwMode="auto">
-                    <a:xfrm>
-                      <a:off x="0" y="0"/>
-                      <a:ext cx="4243717" cy="2547377"/>
-                    </a:xfrm>
-                    <a:prstGeom prst="rect">
-                      <a:avLst/>
-                    </a:prstGeom>
-                    <a:ln>
-                      <a:noFill/>
-                    </a:ln>
-                    <a:extLst>
-                      <a:ext uri="{53640926-AAD7-44D8-BBD7-CCE9431645EC}">
-                        <a14:shadowObscured xmlns:a14="http://schemas.microsoft.com/office/drawing/2010/main"/>
-                      </a:ext>
-                    </a:extLst>
-                  </pic:spPr>
-                </pic:pic>
-              </a:graphicData>
-            </a:graphic>
-          </wp:inline>
-        </w:drawing>
-      </w:r>
-    </w:p>
-    <w:p>
-      <w:pPr>
-        <w:jc w:val="center"/>
-      </w:pPr>
-      <w:r>
-        <w:t>Р</w:t>
-      </w:r>
-      <w:r>
-        <w:t>исунок 4 – Блок-схема используемых функций в задании 1.2</w:t>
-      </w:r>
-    </w:p>
-    <w:p>
-      <w:pPr>
-        <w:jc w:val="center"/>
-      </w:pPr>
-    </w:p>
-    <w:p>
-      <w:pPr>
-        <w:jc w:val="center"/>
-      </w:pPr>
-    </w:p>
-    <w:p>
-      <w:pPr>
-        <w:jc w:val="center"/>
-        <w:rPr>
-          <w:b/>
-          <w:bCs/>
-          <w:sz w:val="36"/>
-          <w:szCs w:val="36"/>
-        </w:rPr>
-      </w:pPr>
-      <w:r>
-        <w:rPr>
-          <w:b/>
-          <w:bCs/>
-          <w:sz w:val="36"/>
-          <w:szCs w:val="36"/>
-        </w:rPr>
-        <w:t>Задание 1.3</w:t>
-      </w:r>
-    </w:p>
-    <w:p>
-      <w:pPr>
-        <w:jc w:val="center"/>
-      </w:pPr>
-      <w:r>
-        <w:t xml:space="preserve">Блок-схема основного алгоритма представлена ниже (Рисунок 5). Блок-схемы функций </w:t>
-      </w:r>
-      <w:r>
-        <w:t xml:space="preserve">пользовательского ввода и </w:t>
-      </w:r>
-      <w:r>
-        <w:t>расчета значений</w:t>
-      </w:r>
-      <w:r>
-        <w:t xml:space="preserve"> силы тяжести и массы мешка </w:t>
-      </w:r>
-      <w:r>
-        <w:t>представлены</w:t>
-      </w:r>
-      <w:r>
-        <w:t xml:space="preserve"> </w:t>
-      </w:r>
-      <w:r>
-        <w:t>ниже</w:t>
-      </w:r>
-      <w:r>
-        <w:t xml:space="preserve"> </w:t>
-      </w:r>
-      <w:r>
-        <w:t>(Рисунок 6).</w:t>
-      </w:r>
-    </w:p>
-    <w:p>
-      <w:pPr>
-        <w:jc w:val="center"/>
-      </w:pPr>
-      <w:r>
-        <w:rPr>
-          <w:noProof/>
-        </w:rPr>
-        <w:drawing>
-          <wp:inline distT="0" distB="0" distL="0" distR="0">
-            <wp:extent cx="1863501" cy="5011838"/>
-            <wp:effectExtent l="0" t="0" r="3810" b="5080"/>
-            <wp:docPr id="893617315" name="Рисунок 3"/>
-            <wp:cNvGraphicFramePr>
-              <a:graphicFrameLocks xmlns:a="http://schemas.openxmlformats.org/drawingml/2006/main" noChangeAspect="1"/>
-            </wp:cNvGraphicFramePr>
-            <a:graphic xmlns:a="http://schemas.openxmlformats.org/drawingml/2006/main">
-              <a:graphicData uri="http://schemas.openxmlformats.org/drawingml/2006/picture">
-                <pic:pic xmlns:pic="http://schemas.openxmlformats.org/drawingml/2006/picture">
-                  <pic:nvPicPr>
-                    <pic:cNvPr id="893617315" name="Рисунок 893617315"/>
+                    <pic:cNvPr id="73711640" name="Рисунок 73711640"/>
                     <pic:cNvPicPr/>
                   </pic:nvPicPr>
                   <pic:blipFill>
-                    <a:blip r:embed="rId14">
+                    <a:blip r:embed="rId13">
                       <a:extLst>
                         <a:ext uri="{28A0092B-C50C-407E-A947-70E740481C1C}">
                           <a14:useLocalDpi xmlns:a14="http://schemas.microsoft.com/office/drawing/2010/main" val="0"/>
@@ -1993,131 +1979,11 @@
                   <pic:spPr>
                     <a:xfrm>
                       <a:off x="0" y="0"/>
-                      <a:ext cx="1914011" cy="5147684"/>
+                      <a:ext cx="4979857" cy="2703351"/>
                     </a:xfrm>
                     <a:prstGeom prst="rect">
                       <a:avLst/>
                     </a:prstGeom>
-                  </pic:spPr>
-                </pic:pic>
-              </a:graphicData>
-            </a:graphic>
-          </wp:inline>
-        </w:drawing>
-      </w:r>
-    </w:p>
-    <w:p>
-      <w:pPr>
-        <w:jc w:val="center"/>
-      </w:pPr>
-    </w:p>
-    <w:p>
-      <w:pPr>
-        <w:jc w:val="center"/>
-      </w:pPr>
-      <w:r>
-        <w:t>Рисунок 5 – Блок-схема основного алгоритма задания 1.3</w:t>
-      </w:r>
-    </w:p>
-    <w:p>
-      <w:pPr>
-        <w:jc w:val="center"/>
-      </w:pPr>
-      <w:r>
-        <w:rPr>
-          <w:noProof/>
-          <w:lang w:val="en-US"/>
-        </w:rPr>
-        <w:lastRenderedPageBreak/>
-        <w:drawing>
-          <wp:inline distT="0" distB="0" distL="0" distR="0">
-            <wp:extent cx="2075269" cy="3513250"/>
-            <wp:effectExtent l="0" t="0" r="0" b="5080"/>
-            <wp:docPr id="1633342594" name="Рисунок 4"/>
-            <wp:cNvGraphicFramePr>
-              <a:graphicFrameLocks xmlns:a="http://schemas.openxmlformats.org/drawingml/2006/main" noChangeAspect="1"/>
-            </wp:cNvGraphicFramePr>
-            <a:graphic xmlns:a="http://schemas.openxmlformats.org/drawingml/2006/main">
-              <a:graphicData uri="http://schemas.openxmlformats.org/drawingml/2006/picture">
-                <pic:pic xmlns:pic="http://schemas.openxmlformats.org/drawingml/2006/picture">
-                  <pic:nvPicPr>
-                    <pic:cNvPr id="1633342594" name="Рисунок 1633342594"/>
-                    <pic:cNvPicPr/>
-                  </pic:nvPicPr>
-                  <pic:blipFill>
-                    <a:blip r:embed="rId12">
-                      <a:extLst>
-                        <a:ext uri="{28A0092B-C50C-407E-A947-70E740481C1C}">
-                          <a14:useLocalDpi xmlns:a14="http://schemas.microsoft.com/office/drawing/2010/main" val="0"/>
-                        </a:ext>
-                      </a:extLst>
-                    </a:blip>
-                    <a:stretch>
-                      <a:fillRect/>
-                    </a:stretch>
-                  </pic:blipFill>
-                  <pic:spPr>
-                    <a:xfrm>
-                      <a:off x="0" y="0"/>
-                      <a:ext cx="2106445" cy="3566028"/>
-                    </a:xfrm>
-                    <a:prstGeom prst="rect">
-                      <a:avLst/>
-                    </a:prstGeom>
-                  </pic:spPr>
-                </pic:pic>
-              </a:graphicData>
-            </a:graphic>
-          </wp:inline>
-        </w:drawing>
-      </w:r>
-      <w:r>
-        <w:rPr>
-          <w:noProof/>
-          <w:lang w:val="en-US"/>
-        </w:rPr>
-        <w:drawing>
-          <wp:inline distT="0" distB="0" distL="0" distR="0">
-            <wp:extent cx="3150726" cy="3517900"/>
-            <wp:effectExtent l="0" t="0" r="0" b="0"/>
-            <wp:docPr id="849572745" name="Рисунок 4"/>
-            <wp:cNvGraphicFramePr>
-              <a:graphicFrameLocks xmlns:a="http://schemas.openxmlformats.org/drawingml/2006/main" noChangeAspect="1"/>
-            </wp:cNvGraphicFramePr>
-            <a:graphic xmlns:a="http://schemas.openxmlformats.org/drawingml/2006/main">
-              <a:graphicData uri="http://schemas.openxmlformats.org/drawingml/2006/picture">
-                <pic:pic xmlns:pic="http://schemas.openxmlformats.org/drawingml/2006/picture">
-                  <pic:nvPicPr>
-                    <pic:cNvPr id="849572745" name="Рисунок 849572745"/>
-                    <pic:cNvPicPr/>
-                  </pic:nvPicPr>
-                  <pic:blipFill rotWithShape="1">
-                    <a:blip r:embed="rId15">
-                      <a:extLst>
-                        <a:ext uri="{28A0092B-C50C-407E-A947-70E740481C1C}">
-                          <a14:useLocalDpi xmlns:a14="http://schemas.microsoft.com/office/drawing/2010/main" val="0"/>
-                        </a:ext>
-                      </a:extLst>
-                    </a:blip>
-                    <a:srcRect l="36873"/>
-                    <a:stretch/>
-                  </pic:blipFill>
-                  <pic:spPr bwMode="auto">
-                    <a:xfrm>
-                      <a:off x="0" y="0"/>
-                      <a:ext cx="3150726" cy="3517900"/>
-                    </a:xfrm>
-                    <a:prstGeom prst="rect">
-                      <a:avLst/>
-                    </a:prstGeom>
-                    <a:ln>
-                      <a:noFill/>
-                    </a:ln>
-                    <a:extLst>
-                      <a:ext uri="{53640926-AAD7-44D8-BBD7-CCE9431645EC}">
-                        <a14:shadowObscured xmlns:a14="http://schemas.microsoft.com/office/drawing/2010/main"/>
-                      </a:ext>
-                    </a:extLst>
                   </pic:spPr>
                 </pic:pic>
               </a:graphicData>
@@ -11955,7 +11821,7 @@
                     <pic:cNvPicPr/>
                   </pic:nvPicPr>
                   <pic:blipFill>
-                    <a:blip r:embed="rId16">
+                    <a:blip r:embed="rId14">
                       <a:extLst>
                         <a:ext uri="{28A0092B-C50C-407E-A947-70E740481C1C}">
                           <a14:useLocalDpi xmlns:a14="http://schemas.microsoft.com/office/drawing/2010/main" val="0"/>
@@ -12061,7 +11927,7 @@
                     <pic:cNvPicPr/>
                   </pic:nvPicPr>
                   <pic:blipFill>
-                    <a:blip r:embed="rId17" cstate="print">
+                    <a:blip r:embed="rId15" cstate="print">
                       <a:extLst>
                         <a:ext uri="{28A0092B-C50C-407E-A947-70E740481C1C}">
                           <a14:useLocalDpi xmlns:a14="http://schemas.microsoft.com/office/drawing/2010/main" val="0"/>
@@ -12130,7 +11996,7 @@
                     <pic:cNvPicPr/>
                   </pic:nvPicPr>
                   <pic:blipFill>
-                    <a:blip r:embed="rId18" cstate="print">
+                    <a:blip r:embed="rId16" cstate="print">
                       <a:extLst>
                         <a:ext uri="{28A0092B-C50C-407E-A947-70E740481C1C}">
                           <a14:useLocalDpi xmlns:a14="http://schemas.microsoft.com/office/drawing/2010/main" val="0"/>
@@ -12346,7 +12212,7 @@
                     <pic:cNvPicPr/>
                   </pic:nvPicPr>
                   <pic:blipFill>
-                    <a:blip r:embed="rId19">
+                    <a:blip r:embed="rId17">
                       <a:extLst>
                         <a:ext uri="{28A0092B-C50C-407E-A947-70E740481C1C}">
                           <a14:useLocalDpi xmlns:a14="http://schemas.microsoft.com/office/drawing/2010/main" val="0"/>
@@ -12461,7 +12327,7 @@
                     <pic:cNvPicPr/>
                   </pic:nvPicPr>
                   <pic:blipFill>
-                    <a:blip r:embed="rId20">
+                    <a:blip r:embed="rId18">
                       <a:extLst>
                         <a:ext uri="{28A0092B-C50C-407E-A947-70E740481C1C}">
                           <a14:useLocalDpi xmlns:a14="http://schemas.microsoft.com/office/drawing/2010/main" val="0"/>
@@ -12579,7 +12445,7 @@
                     <pic:cNvPicPr/>
                   </pic:nvPicPr>
                   <pic:blipFill>
-                    <a:blip r:embed="rId21">
+                    <a:blip r:embed="rId19">
                       <a:extLst>
                         <a:ext uri="{28A0092B-C50C-407E-A947-70E740481C1C}">
                           <a14:useLocalDpi xmlns:a14="http://schemas.microsoft.com/office/drawing/2010/main" val="0"/>
@@ -12656,7 +12522,7 @@
                     <pic:cNvPicPr/>
                   </pic:nvPicPr>
                   <pic:blipFill>
-                    <a:blip r:embed="rId22">
+                    <a:blip r:embed="rId20">
                       <a:extLst>
                         <a:ext uri="{28A0092B-C50C-407E-A947-70E740481C1C}">
                           <a14:useLocalDpi xmlns:a14="http://schemas.microsoft.com/office/drawing/2010/main" val="0"/>
@@ -12725,7 +12591,7 @@
                     <pic:cNvPicPr/>
                   </pic:nvPicPr>
                   <pic:blipFill>
-                    <a:blip r:embed="rId23">
+                    <a:blip r:embed="rId21">
                       <a:extLst>
                         <a:ext uri="{28A0092B-C50C-407E-A947-70E740481C1C}">
                           <a14:useLocalDpi xmlns:a14="http://schemas.microsoft.com/office/drawing/2010/main" val="0"/>
@@ -12795,7 +12661,7 @@
                     <pic:cNvPicPr/>
                   </pic:nvPicPr>
                   <pic:blipFill>
-                    <a:blip r:embed="rId24"/>
+                    <a:blip r:embed="rId22"/>
                     <a:stretch>
                       <a:fillRect/>
                     </a:stretch>
@@ -12866,7 +12732,7 @@
                     <pic:cNvPicPr/>
                   </pic:nvPicPr>
                   <pic:blipFill>
-                    <a:blip r:embed="rId25">
+                    <a:blip r:embed="rId23">
                       <a:extLst>
                         <a:ext uri="{28A0092B-C50C-407E-A947-70E740481C1C}">
                           <a14:useLocalDpi xmlns:a14="http://schemas.microsoft.com/office/drawing/2010/main" val="0"/>
@@ -12994,7 +12860,7 @@
                     <pic:cNvPicPr/>
                   </pic:nvPicPr>
                   <pic:blipFill>
-                    <a:blip r:embed="rId26" cstate="print">
+                    <a:blip r:embed="rId24" cstate="print">
                       <a:extLst>
                         <a:ext uri="{28A0092B-C50C-407E-A947-70E740481C1C}">
                           <a14:useLocalDpi xmlns:a14="http://schemas.microsoft.com/office/drawing/2010/main" val="0"/>
